--- a/Coding 1 - year/Unit 4 - Loops and Iteration/Daily Lesson Plans/Word/Day 90.docx
+++ b/Coding 1 - year/Unit 4 - Loops and Iteration/Daily Lesson Plans/Word/Day 90.docx
@@ -50,12 +50,15 @@
               </w:rPr>
               <w:t xml:space="preserve">Coding I — Full Year</w:t>
             </w:r>
-          </w:p>
-          <w:p>
-            <w:pPr>
-              <w:spacing w:before="40"/>
-              <w:jc w:val="center"/>
-            </w:pPr>
+            <w:r>
+              <w:rPr>
+                <w:rFonts w:ascii="Arial" w:cs="Arial" w:eastAsia="Arial" w:hAnsi="Arial"/>
+                <w:sz w:val="16"/>
+                <w:szCs w:val="16"/>
+              </w:rPr>
+              <w:br/>
+              <w:t xml:space="preserve"/>
+            </w:r>
             <w:r>
               <w:rPr>
                 <w:rFonts w:ascii="Arial" w:cs="Arial" w:eastAsia="Arial" w:hAnsi="Arial"/>
@@ -83,7 +86,7 @@
           <w:rFonts w:ascii="Arial" w:cs="Arial" w:eastAsia="Arial" w:hAnsi="Arial"/>
           <w:b/>
           <w:bCs/>
-          <w:color w:val="1F3864"/>
+          <w:color w:val="2B5797"/>
           <w:sz w:val="32"/>
           <w:szCs w:val="32"/>
         </w:rPr>
@@ -261,9 +264,9 @@
               <w:right w:val="single" w:color="CCCCCC" w:sz="1"/>
             </w:tcBorders>
             <w:tcMar>
-              <w:top w:type="dxa" w:w="60"/>
+              <w:top w:type="dxa" w:w="80"/>
               <w:left w:type="dxa" w:w="120"/>
-              <w:bottom w:type="dxa" w:w="60"/>
+              <w:bottom w:type="dxa" w:w="80"/>
               <w:right w:type="dxa" w:w="120"/>
             </w:tcMar>
           </w:tcPr>
@@ -290,20 +293,213 @@
               <w:right w:val="single" w:color="CCCCCC" w:sz="1"/>
             </w:tcBorders>
             <w:tcMar>
-              <w:top w:type="dxa" w:w="60"/>
+              <w:top w:type="dxa" w:w="80"/>
               <w:left w:type="dxa" w:w="120"/>
-              <w:bottom w:type="dxa" w:w="60"/>
+              <w:bottom w:type="dxa" w:w="80"/>
               <w:right w:type="dxa" w:w="120"/>
             </w:tcMar>
           </w:tcPr>
           <w:p>
-            <w:r>
-              <w:rPr>
-                <w:rFonts w:ascii="Arial" w:cs="Arial" w:eastAsia="Arial" w:hAnsi="Arial"/>
-                <w:sz w:val="20"/>
-                <w:szCs w:val="20"/>
+            <w:pPr>
+              <w:spacing w:after="80" w:before="80"/>
+            </w:pPr>
+            <w:r>
+              <w:rPr>
+                <w:rFonts w:ascii="Arial" w:cs="Arial" w:eastAsia="Arial" w:hAnsi="Arial"/>
+                <w:b/>
+                <w:bCs/>
+                <w:i w:val="false"/>
+                <w:iCs w:val="false"/>
+                <w:color w:val="000000"/>
+                <w:sz w:val="22"/>
+                <w:szCs w:val="22"/>
               </w:rPr>
               <w:t xml:space="preserve">Bell Ringer / Review</w:t>
+            </w:r>
+            <w:r>
+              <w:rPr>
+                <w:rFonts w:ascii="Arial" w:cs="Arial" w:eastAsia="Arial" w:hAnsi="Arial"/>
+                <w:sz w:val="20"/>
+                <w:szCs w:val="20"/>
+              </w:rPr>
+              <w:br/>
+              <w:t xml:space="preserve"/>
+            </w:r>
+            <w:r>
+              <w:rPr>
+                <w:rFonts w:ascii="Arial" w:cs="Arial" w:eastAsia="Arial" w:hAnsi="Arial"/>
+                <w:sz w:val="20"/>
+                <w:szCs w:val="20"/>
+              </w:rPr>
+              <w:br/>
+              <w:t xml:space="preserve"/>
+            </w:r>
+            <w:r>
+              <w:rPr>
+                <w:rFonts w:ascii="Arial" w:cs="Arial" w:eastAsia="Arial" w:hAnsi="Arial"/>
+                <w:b/>
+                <w:bCs/>
+                <w:i w:val="false"/>
+                <w:iCs w:val="false"/>
+                <w:color w:val="000000"/>
+                <w:sz w:val="20"/>
+                <w:szCs w:val="20"/>
+              </w:rPr>
+              <w:t xml:space="preserve">Quick Write </w:t>
+            </w:r>
+            <w:r>
+              <w:rPr>
+                <w:rFonts w:ascii="Arial" w:cs="Arial" w:eastAsia="Arial" w:hAnsi="Arial"/>
+                <w:b w:val="false"/>
+                <w:bCs w:val="false"/>
+                <w:i w:val="false"/>
+                <w:iCs w:val="false"/>
+                <w:color w:val="000000"/>
+                <w:sz w:val="20"/>
+                <w:szCs w:val="20"/>
+              </w:rPr>
+              <w:t xml:space="preserve">(3 min — written or verbal):</w:t>
+            </w:r>
+            <w:r>
+              <w:rPr>
+                <w:rFonts w:ascii="Arial" w:cs="Arial" w:eastAsia="Arial" w:hAnsi="Arial"/>
+                <w:sz w:val="20"/>
+                <w:szCs w:val="20"/>
+              </w:rPr>
+              <w:br/>
+              <w:t xml:space="preserve"/>
+            </w:r>
+            <w:r>
+              <w:rPr>
+                <w:rFonts w:ascii="Arial" w:cs="Arial" w:eastAsia="Arial" w:hAnsi="Arial"/>
+                <w:b w:val="false"/>
+                <w:bCs w:val="false"/>
+                <w:i w:val="false"/>
+                <w:iCs w:val="false"/>
+                <w:color w:val="000000"/>
+                <w:sz w:val="20"/>
+                <w:szCs w:val="20"/>
+              </w:rPr>
+              <w:t xml:space="preserve">    In your own words: Complete, test, and refine my mini-project, and provide constructive feedback to peers?</w:t>
+            </w:r>
+            <w:r>
+              <w:rPr>
+                <w:rFonts w:ascii="Arial" w:cs="Arial" w:eastAsia="Arial" w:hAnsi="Arial"/>
+                <w:sz w:val="20"/>
+                <w:szCs w:val="20"/>
+              </w:rPr>
+              <w:br/>
+              <w:t xml:space="preserve"/>
+            </w:r>
+            <w:r>
+              <w:rPr>
+                <w:rFonts w:ascii="Arial" w:cs="Arial" w:eastAsia="Arial" w:hAnsi="Arial"/>
+                <w:sz w:val="20"/>
+                <w:szCs w:val="20"/>
+              </w:rPr>
+              <w:br/>
+              <w:t xml:space="preserve"/>
+            </w:r>
+            <w:r>
+              <w:rPr>
+                <w:rFonts w:ascii="Arial" w:cs="Arial" w:eastAsia="Arial" w:hAnsi="Arial"/>
+                <w:b/>
+                <w:bCs/>
+                <w:i w:val="false"/>
+                <w:iCs w:val="false"/>
+                <w:color w:val="000000"/>
+                <w:sz w:val="20"/>
+                <w:szCs w:val="20"/>
+              </w:rPr>
+              <w:t xml:space="preserve">Vocabulary Preview — </w:t>
+            </w:r>
+            <w:r>
+              <w:rPr>
+                <w:rFonts w:ascii="Arial" w:cs="Arial" w:eastAsia="Arial" w:hAnsi="Arial"/>
+                <w:b w:val="false"/>
+                <w:bCs w:val="false"/>
+                <w:i w:val="false"/>
+                <w:iCs w:val="false"/>
+                <w:color w:val="000000"/>
+                <w:sz w:val="20"/>
+                <w:szCs w:val="20"/>
+              </w:rPr>
+              <w:t xml:space="preserve">terms we'll use today:</w:t>
+            </w:r>
+            <w:r>
+              <w:rPr>
+                <w:rFonts w:ascii="Arial" w:cs="Arial" w:eastAsia="Arial" w:hAnsi="Arial"/>
+                <w:sz w:val="20"/>
+                <w:szCs w:val="20"/>
+              </w:rPr>
+              <w:br/>
+              <w:t xml:space="preserve"/>
+            </w:r>
+            <w:r>
+              <w:rPr>
+                <w:rFonts w:ascii="Arial" w:cs="Arial" w:eastAsia="Arial" w:hAnsi="Arial"/>
+                <w:b w:val="false"/>
+                <w:bCs w:val="false"/>
+                <w:i w:val="false"/>
+                <w:iCs w:val="false"/>
+                <w:color w:val="000000"/>
+                <w:sz w:val="20"/>
+                <w:szCs w:val="20"/>
+              </w:rPr>
+              <w:t xml:space="preserve">    • Testing   •   Normal cases   •   Edge cases   •   Error cases   •   Code refinement   •   Peer review</w:t>
+            </w:r>
+            <w:r>
+              <w:rPr>
+                <w:rFonts w:ascii="Arial" w:cs="Arial" w:eastAsia="Arial" w:hAnsi="Arial"/>
+                <w:sz w:val="20"/>
+                <w:szCs w:val="20"/>
+              </w:rPr>
+              <w:br/>
+              <w:t xml:space="preserve"/>
+            </w:r>
+            <w:r>
+              <w:rPr>
+                <w:rFonts w:ascii="Arial" w:cs="Arial" w:eastAsia="Arial" w:hAnsi="Arial"/>
+                <w:sz w:val="20"/>
+                <w:szCs w:val="20"/>
+              </w:rPr>
+              <w:br/>
+              <w:t xml:space="preserve"/>
+            </w:r>
+            <w:r>
+              <w:rPr>
+                <w:rFonts w:ascii="Arial" w:cs="Arial" w:eastAsia="Arial" w:hAnsi="Arial"/>
+                <w:b w:val="false"/>
+                <w:bCs w:val="false"/>
+                <w:i/>
+                <w:iCs/>
+                <w:color w:val="444444"/>
+                <w:sz w:val="20"/>
+                <w:szCs w:val="20"/>
+              </w:rPr>
+              <w:t xml:space="preserve">Today's Goal: By the end of class you will be able to complete, test, and refine my mini-project, and provide constructive feedback to peers.</w:t>
+            </w:r>
+            <w:r>
+              <w:rPr>
+                <w:rFonts w:ascii="Arial" w:cs="Arial" w:eastAsia="Arial" w:hAnsi="Arial"/>
+                <w:sz w:val="20"/>
+                <w:szCs w:val="20"/>
+              </w:rPr>
+              <w:br/>
+              <w:t xml:space="preserve"/>
+            </w:r>
+            <w:r>
+              <w:rPr>
+                <w:rFonts w:ascii="Arial" w:cs="Arial" w:eastAsia="Arial" w:hAnsi="Arial"/>
+                <w:b w:val="false"/>
+                <w:bCs w:val="false"/>
+                <w:i/>
+                <w:iCs/>
+                <w:color w:val="555555"/>
+                <w:sz w:val="20"/>
+                <w:szCs w:val="20"/>
+              </w:rPr>
+              <w:t xml:space="preserve">→ Pair-share your response, then 2–3 students share with the class.</w:t>
             </w:r>
           </w:p>
         </w:tc>
@@ -319,9 +515,9 @@
               <w:right w:val="single" w:color="CCCCCC" w:sz="1"/>
             </w:tcBorders>
             <w:tcMar>
-              <w:top w:type="dxa" w:w="60"/>
+              <w:top w:type="dxa" w:w="80"/>
               <w:left w:type="dxa" w:w="120"/>
-              <w:bottom w:type="dxa" w:w="60"/>
+              <w:bottom w:type="dxa" w:w="80"/>
               <w:right w:type="dxa" w:w="120"/>
             </w:tcMar>
           </w:tcPr>
@@ -348,20 +544,468 @@
               <w:right w:val="single" w:color="CCCCCC" w:sz="1"/>
             </w:tcBorders>
             <w:tcMar>
-              <w:top w:type="dxa" w:w="60"/>
+              <w:top w:type="dxa" w:w="80"/>
               <w:left w:type="dxa" w:w="120"/>
-              <w:bottom w:type="dxa" w:w="60"/>
+              <w:bottom w:type="dxa" w:w="80"/>
               <w:right w:type="dxa" w:w="120"/>
             </w:tcMar>
           </w:tcPr>
           <w:p>
-            <w:r>
-              <w:rPr>
-                <w:rFonts w:ascii="Arial" w:cs="Arial" w:eastAsia="Arial" w:hAnsi="Arial"/>
-                <w:sz w:val="20"/>
-                <w:szCs w:val="20"/>
-              </w:rPr>
-              <w:t xml:space="preserve">Mini Lesson: Mini-Project Completion, Testing, and Peer Review</w:t>
+            <w:pPr>
+              <w:spacing w:after="80" w:before="80"/>
+            </w:pPr>
+            <w:r>
+              <w:rPr>
+                <w:rFonts w:ascii="Arial" w:cs="Arial" w:eastAsia="Arial" w:hAnsi="Arial"/>
+                <w:b/>
+                <w:bCs/>
+                <w:i w:val="false"/>
+                <w:iCs w:val="false"/>
+                <w:color w:val="000000"/>
+                <w:sz w:val="22"/>
+                <w:szCs w:val="22"/>
+              </w:rPr>
+              <w:t xml:space="preserve">Mini Lesson: </w:t>
+            </w:r>
+            <w:r>
+              <w:rPr>
+                <w:rFonts w:ascii="Arial" w:cs="Arial" w:eastAsia="Arial" w:hAnsi="Arial"/>
+                <w:b w:val="false"/>
+                <w:bCs w:val="false"/>
+                <w:i w:val="false"/>
+                <w:iCs w:val="false"/>
+                <w:color w:val="000000"/>
+                <w:sz w:val="22"/>
+                <w:szCs w:val="22"/>
+              </w:rPr>
+              <w:t xml:space="preserve">Mini-Project Completion, Testing, and Peer Review</w:t>
+            </w:r>
+            <w:r>
+              <w:rPr>
+                <w:rFonts w:ascii="Arial" w:cs="Arial" w:eastAsia="Arial" w:hAnsi="Arial"/>
+                <w:sz w:val="20"/>
+                <w:szCs w:val="20"/>
+              </w:rPr>
+              <w:br/>
+              <w:t xml:space="preserve"/>
+            </w:r>
+            <w:r>
+              <w:rPr>
+                <w:rFonts w:ascii="Arial" w:cs="Arial" w:eastAsia="Arial" w:hAnsi="Arial"/>
+                <w:sz w:val="20"/>
+                <w:szCs w:val="20"/>
+              </w:rPr>
+              <w:br/>
+              <w:t xml:space="preserve"/>
+            </w:r>
+            <w:r>
+              <w:rPr>
+                <w:rFonts w:ascii="Arial" w:cs="Arial" w:eastAsia="Arial" w:hAnsi="Arial"/>
+                <w:b/>
+                <w:bCs/>
+                <w:i/>
+                <w:iCs/>
+                <w:color w:val="000000"/>
+                <w:sz w:val="20"/>
+                <w:szCs w:val="20"/>
+              </w:rPr>
+              <w:t xml:space="preserve">Learning Target: </w:t>
+            </w:r>
+            <w:r>
+              <w:rPr>
+                <w:rFonts w:ascii="Arial" w:cs="Arial" w:eastAsia="Arial" w:hAnsi="Arial"/>
+                <w:b w:val="false"/>
+                <w:bCs w:val="false"/>
+                <w:i/>
+                <w:iCs/>
+                <w:color w:val="333333"/>
+                <w:sz w:val="20"/>
+                <w:szCs w:val="20"/>
+              </w:rPr>
+              <w:t xml:space="preserve">I can complete, test, and refine my mini-project, and provide constructive feedback to peers.</w:t>
+            </w:r>
+            <w:r>
+              <w:rPr>
+                <w:rFonts w:ascii="Arial" w:cs="Arial" w:eastAsia="Arial" w:hAnsi="Arial"/>
+                <w:sz w:val="20"/>
+                <w:szCs w:val="20"/>
+              </w:rPr>
+              <w:br/>
+              <w:t xml:space="preserve"/>
+            </w:r>
+            <w:r>
+              <w:rPr>
+                <w:rFonts w:ascii="Arial" w:cs="Arial" w:eastAsia="Arial" w:hAnsi="Arial"/>
+                <w:sz w:val="20"/>
+                <w:szCs w:val="20"/>
+              </w:rPr>
+              <w:br/>
+              <w:t xml:space="preserve"/>
+            </w:r>
+            <w:r>
+              <w:rPr>
+                <w:rFonts w:ascii="Arial" w:cs="Arial" w:eastAsia="Arial" w:hAnsi="Arial"/>
+                <w:b w:val="false"/>
+                <w:bCs w:val="false"/>
+                <w:i w:val="false"/>
+                <w:iCs w:val="false"/>
+                <w:color w:val="000000"/>
+                <w:sz w:val="20"/>
+                <w:szCs w:val="20"/>
+              </w:rPr>
+              <w:t xml:space="preserve">Testing: Verify your program works with various inputs:</w:t>
+            </w:r>
+            <w:r>
+              <w:rPr>
+                <w:rFonts w:ascii="Arial" w:cs="Arial" w:eastAsia="Arial" w:hAnsi="Arial"/>
+                <w:sz w:val="20"/>
+                <w:szCs w:val="20"/>
+              </w:rPr>
+              <w:br/>
+              <w:t xml:space="preserve"/>
+            </w:r>
+            <w:r>
+              <w:rPr>
+                <w:rFonts w:ascii="Arial" w:cs="Arial" w:eastAsia="Arial" w:hAnsi="Arial"/>
+                <w:b w:val="false"/>
+                <w:bCs w:val="false"/>
+                <w:i w:val="false"/>
+                <w:iCs w:val="false"/>
+                <w:color w:val="000000"/>
+                <w:sz w:val="20"/>
+                <w:szCs w:val="20"/>
+              </w:rPr>
+              <w:t xml:space="preserve">Code refinement: Clean up, improve readability, add comments.</w:t>
+            </w:r>
+            <w:r>
+              <w:rPr>
+                <w:rFonts w:ascii="Arial" w:cs="Arial" w:eastAsia="Arial" w:hAnsi="Arial"/>
+                <w:sz w:val="20"/>
+                <w:szCs w:val="20"/>
+              </w:rPr>
+              <w:br/>
+              <w:t xml:space="preserve"/>
+            </w:r>
+            <w:r>
+              <w:rPr>
+                <w:rFonts w:ascii="Arial" w:cs="Arial" w:eastAsia="Arial" w:hAnsi="Arial"/>
+                <w:sz w:val="20"/>
+                <w:szCs w:val="20"/>
+              </w:rPr>
+              <w:br/>
+              <w:t xml:space="preserve"/>
+            </w:r>
+            <w:r>
+              <w:rPr>
+                <w:rFonts w:ascii="Arial" w:cs="Arial" w:eastAsia="Arial" w:hAnsi="Arial"/>
+                <w:b/>
+                <w:bCs/>
+                <w:i w:val="false"/>
+                <w:iCs w:val="false"/>
+                <w:color w:val="000000"/>
+                <w:sz w:val="20"/>
+                <w:szCs w:val="20"/>
+              </w:rPr>
+              <w:t xml:space="preserve">Key Concepts:</w:t>
+            </w:r>
+            <w:r>
+              <w:rPr>
+                <w:rFonts w:ascii="Arial" w:cs="Arial" w:eastAsia="Arial" w:hAnsi="Arial"/>
+                <w:sz w:val="20"/>
+                <w:szCs w:val="20"/>
+              </w:rPr>
+              <w:br/>
+              <w:t xml:space="preserve"/>
+            </w:r>
+            <w:r>
+              <w:rPr>
+                <w:rFonts w:ascii="Arial" w:cs="Arial" w:eastAsia="Arial" w:hAnsi="Arial"/>
+                <w:b w:val="false"/>
+                <w:bCs w:val="false"/>
+                <w:i w:val="false"/>
+                <w:iCs w:val="false"/>
+                <w:color w:val="000000"/>
+                <w:sz w:val="20"/>
+                <w:szCs w:val="20"/>
+              </w:rPr>
+              <w:t xml:space="preserve">    • Normal cases: Typical, expected inputs</w:t>
+            </w:r>
+            <w:r>
+              <w:rPr>
+                <w:rFonts w:ascii="Arial" w:cs="Arial" w:eastAsia="Arial" w:hAnsi="Arial"/>
+                <w:sz w:val="20"/>
+                <w:szCs w:val="20"/>
+              </w:rPr>
+              <w:br/>
+              <w:t xml:space="preserve"/>
+            </w:r>
+            <w:r>
+              <w:rPr>
+                <w:rFonts w:ascii="Arial" w:cs="Arial" w:eastAsia="Arial" w:hAnsi="Arial"/>
+                <w:b w:val="false"/>
+                <w:bCs w:val="false"/>
+                <w:i w:val="false"/>
+                <w:iCs w:val="false"/>
+                <w:color w:val="000000"/>
+                <w:sz w:val="20"/>
+                <w:szCs w:val="20"/>
+              </w:rPr>
+              <w:t xml:space="preserve">    • Edge cases: Boundary values (empty list, single item, very large/small numbers)</w:t>
+            </w:r>
+            <w:r>
+              <w:rPr>
+                <w:rFonts w:ascii="Arial" w:cs="Arial" w:eastAsia="Arial" w:hAnsi="Arial"/>
+                <w:sz w:val="20"/>
+                <w:szCs w:val="20"/>
+              </w:rPr>
+              <w:br/>
+              <w:t xml:space="preserve"/>
+            </w:r>
+            <w:r>
+              <w:rPr>
+                <w:rFonts w:ascii="Arial" w:cs="Arial" w:eastAsia="Arial" w:hAnsi="Arial"/>
+                <w:b w:val="false"/>
+                <w:bCs w:val="false"/>
+                <w:i w:val="false"/>
+                <w:iCs w:val="false"/>
+                <w:color w:val="000000"/>
+                <w:sz w:val="20"/>
+                <w:szCs w:val="20"/>
+              </w:rPr>
+              <w:t xml:space="preserve">    • Error cases: Invalid input, unexpected entries</w:t>
+            </w:r>
+            <w:r>
+              <w:rPr>
+                <w:rFonts w:ascii="Arial" w:cs="Arial" w:eastAsia="Arial" w:hAnsi="Arial"/>
+                <w:sz w:val="20"/>
+                <w:szCs w:val="20"/>
+              </w:rPr>
+              <w:br/>
+              <w:t xml:space="preserve"/>
+            </w:r>
+            <w:r>
+              <w:rPr>
+                <w:rFonts w:ascii="Arial" w:cs="Arial" w:eastAsia="Arial" w:hAnsi="Arial"/>
+                <w:b w:val="false"/>
+                <w:bCs w:val="false"/>
+                <w:i w:val="false"/>
+                <w:iCs w:val="false"/>
+                <w:color w:val="000000"/>
+                <w:sz w:val="20"/>
+                <w:szCs w:val="20"/>
+              </w:rPr>
+              <w:t xml:space="preserve">    • Test with 1 number (check average, min, max)</w:t>
+            </w:r>
+            <w:r>
+              <w:rPr>
+                <w:rFonts w:ascii="Arial" w:cs="Arial" w:eastAsia="Arial" w:hAnsi="Arial"/>
+                <w:sz w:val="20"/>
+                <w:szCs w:val="20"/>
+              </w:rPr>
+              <w:br/>
+              <w:t xml:space="preserve"/>
+            </w:r>
+            <w:r>
+              <w:rPr>
+                <w:rFonts w:ascii="Arial" w:cs="Arial" w:eastAsia="Arial" w:hAnsi="Arial"/>
+                <w:b w:val="false"/>
+                <w:bCs w:val="false"/>
+                <w:i w:val="false"/>
+                <w:iCs w:val="false"/>
+                <w:color w:val="000000"/>
+                <w:sz w:val="20"/>
+                <w:szCs w:val="20"/>
+              </w:rPr>
+              <w:t xml:space="preserve">    • Test with 10+ numbers</w:t>
+            </w:r>
+            <w:r>
+              <w:rPr>
+                <w:rFonts w:ascii="Arial" w:cs="Arial" w:eastAsia="Arial" w:hAnsi="Arial"/>
+                <w:sz w:val="20"/>
+                <w:szCs w:val="20"/>
+              </w:rPr>
+              <w:br/>
+              <w:t xml:space="preserve"/>
+            </w:r>
+            <w:r>
+              <w:rPr>
+                <w:rFonts w:ascii="Arial" w:cs="Arial" w:eastAsia="Arial" w:hAnsi="Arial"/>
+                <w:b w:val="false"/>
+                <w:bCs w:val="false"/>
+                <w:i w:val="false"/>
+                <w:iCs w:val="false"/>
+                <w:color w:val="000000"/>
+                <w:sz w:val="20"/>
+                <w:szCs w:val="20"/>
+              </w:rPr>
+              <w:t xml:space="preserve">    • Test with negative numbers, decimals</w:t>
+            </w:r>
+            <w:r>
+              <w:rPr>
+                <w:rFonts w:ascii="Arial" w:cs="Arial" w:eastAsia="Arial" w:hAnsi="Arial"/>
+                <w:sz w:val="20"/>
+                <w:szCs w:val="20"/>
+              </w:rPr>
+              <w:br/>
+              <w:t xml:space="preserve"/>
+            </w:r>
+            <w:r>
+              <w:rPr>
+                <w:rFonts w:ascii="Arial" w:cs="Arial" w:eastAsia="Arial" w:hAnsi="Arial"/>
+                <w:b w:val="false"/>
+                <w:bCs w:val="false"/>
+                <w:i w:val="false"/>
+                <w:iCs w:val="false"/>
+                <w:color w:val="000000"/>
+                <w:sz w:val="20"/>
+                <w:szCs w:val="20"/>
+              </w:rPr>
+              <w:t xml:space="preserve">    • Test with duplicate numbers</w:t>
+            </w:r>
+            <w:r>
+              <w:rPr>
+                <w:rFonts w:ascii="Arial" w:cs="Arial" w:eastAsia="Arial" w:hAnsi="Arial"/>
+                <w:sz w:val="20"/>
+                <w:szCs w:val="20"/>
+              </w:rPr>
+              <w:br/>
+              <w:t xml:space="preserve"/>
+            </w:r>
+            <w:r>
+              <w:rPr>
+                <w:rFonts w:ascii="Arial" w:cs="Arial" w:eastAsia="Arial" w:hAnsi="Arial"/>
+                <w:b w:val="false"/>
+                <w:bCs w:val="false"/>
+                <w:i w:val="false"/>
+                <w:iCs w:val="false"/>
+                <w:color w:val="000000"/>
+                <w:sz w:val="20"/>
+                <w:szCs w:val="20"/>
+              </w:rPr>
+              <w:t xml:space="preserve">    • Verify sorting works correctly</w:t>
+            </w:r>
+            <w:r>
+              <w:rPr>
+                <w:rFonts w:ascii="Arial" w:cs="Arial" w:eastAsia="Arial" w:hAnsi="Arial"/>
+                <w:sz w:val="20"/>
+                <w:szCs w:val="20"/>
+              </w:rPr>
+              <w:br/>
+              <w:t xml:space="preserve"/>
+            </w:r>
+            <w:r>
+              <w:rPr>
+                <w:rFonts w:ascii="Arial" w:cs="Arial" w:eastAsia="Arial" w:hAnsi="Arial"/>
+                <w:sz w:val="20"/>
+                <w:szCs w:val="20"/>
+              </w:rPr>
+              <w:br/>
+              <w:t xml:space="preserve"/>
+            </w:r>
+            <w:r>
+              <w:rPr>
+                <w:rFonts w:ascii="Arial" w:cs="Arial" w:eastAsia="Arial" w:hAnsi="Arial"/>
+                <w:b/>
+                <w:bCs/>
+                <w:i w:val="false"/>
+                <w:iCs w:val="false"/>
+                <w:color w:val="000000"/>
+                <w:sz w:val="20"/>
+                <w:szCs w:val="20"/>
+              </w:rPr>
+              <w:t xml:space="preserve">Vocabulary: </w:t>
+            </w:r>
+            <w:r>
+              <w:rPr>
+                <w:rFonts w:ascii="Arial" w:cs="Arial" w:eastAsia="Arial" w:hAnsi="Arial"/>
+                <w:b w:val="false"/>
+                <w:bCs w:val="false"/>
+                <w:i w:val="false"/>
+                <w:iCs w:val="false"/>
+                <w:color w:val="000000"/>
+                <w:sz w:val="20"/>
+                <w:szCs w:val="20"/>
+              </w:rPr>
+              <w:t xml:space="preserve">Testing, Normal cases, Edge cases, Error cases, Code refinement, Peer review</w:t>
+            </w:r>
+            <w:r>
+              <w:rPr>
+                <w:rFonts w:ascii="Arial" w:cs="Arial" w:eastAsia="Arial" w:hAnsi="Arial"/>
+                <w:sz w:val="20"/>
+                <w:szCs w:val="20"/>
+              </w:rPr>
+              <w:br/>
+              <w:t xml:space="preserve"/>
+            </w:r>
+            <w:r>
+              <w:rPr>
+                <w:rFonts w:ascii="Arial" w:cs="Arial" w:eastAsia="Arial" w:hAnsi="Arial"/>
+                <w:sz w:val="20"/>
+                <w:szCs w:val="20"/>
+              </w:rPr>
+              <w:br/>
+              <w:t xml:space="preserve"/>
+            </w:r>
+            <w:r>
+              <w:rPr>
+                <w:rFonts w:ascii="Arial" w:cs="Arial" w:eastAsia="Arial" w:hAnsi="Arial"/>
+                <w:b/>
+                <w:bCs/>
+                <w:i/>
+                <w:iCs/>
+                <w:color w:val="555555"/>
+                <w:sz w:val="20"/>
+                <w:szCs w:val="20"/>
+              </w:rPr>
+              <w:t xml:space="preserve">→ Live Demo — </w:t>
+            </w:r>
+            <w:r>
+              <w:rPr>
+                <w:rFonts w:ascii="Arial" w:cs="Arial" w:eastAsia="Arial" w:hAnsi="Arial"/>
+                <w:b w:val="false"/>
+                <w:bCs w:val="false"/>
+                <w:i/>
+                <w:iCs/>
+                <w:color w:val="555555"/>
+                <w:sz w:val="20"/>
+                <w:szCs w:val="20"/>
+              </w:rPr>
+              <w:t xml:space="preserve">type examples as students follow along in their own editor.</w:t>
+            </w:r>
+            <w:r>
+              <w:rPr>
+                <w:rFonts w:ascii="Arial" w:cs="Arial" w:eastAsia="Arial" w:hAnsi="Arial"/>
+                <w:sz w:val="20"/>
+                <w:szCs w:val="20"/>
+              </w:rPr>
+              <w:br/>
+              <w:t xml:space="preserve"/>
+            </w:r>
+            <w:r>
+              <w:rPr>
+                <w:rFonts w:ascii="Arial" w:cs="Arial" w:eastAsia="Arial" w:hAnsi="Arial"/>
+                <w:b/>
+                <w:bCs/>
+                <w:i/>
+                <w:iCs/>
+                <w:color w:val="555555"/>
+                <w:sz w:val="20"/>
+                <w:szCs w:val="20"/>
+              </w:rPr>
+              <w:t xml:space="preserve">→ Check for Understanding: </w:t>
+            </w:r>
+            <w:r>
+              <w:rPr>
+                <w:rFonts w:ascii="Arial" w:cs="Arial" w:eastAsia="Arial" w:hAnsi="Arial"/>
+                <w:b w:val="false"/>
+                <w:bCs w:val="false"/>
+                <w:i/>
+                <w:iCs/>
+                <w:color w:val="555555"/>
+                <w:sz w:val="20"/>
+                <w:szCs w:val="20"/>
+              </w:rPr>
+              <w:t xml:space="preserve">pause and cold-call: “Can someone explain what we just did in their own words?”</w:t>
             </w:r>
           </w:p>
         </w:tc>
@@ -377,9 +1021,9 @@
               <w:right w:val="single" w:color="CCCCCC" w:sz="1"/>
             </w:tcBorders>
             <w:tcMar>
-              <w:top w:type="dxa" w:w="60"/>
+              <w:top w:type="dxa" w:w="80"/>
               <w:left w:type="dxa" w:w="120"/>
-              <w:bottom w:type="dxa" w:w="60"/>
+              <w:bottom w:type="dxa" w:w="80"/>
               <w:right w:type="dxa" w:w="120"/>
             </w:tcMar>
           </w:tcPr>
@@ -392,7 +1036,7 @@
                 <w:sz w:val="20"/>
                 <w:szCs w:val="20"/>
               </w:rPr>
-              <w:t xml:space="preserve">15-20 min</w:t>
+              <w:t xml:space="preserve">15–20 min</w:t>
             </w:r>
           </w:p>
         </w:tc>
@@ -406,20 +1050,81 @@
               <w:right w:val="single" w:color="CCCCCC" w:sz="1"/>
             </w:tcBorders>
             <w:tcMar>
-              <w:top w:type="dxa" w:w="60"/>
+              <w:top w:type="dxa" w:w="80"/>
               <w:left w:type="dxa" w:w="120"/>
-              <w:bottom w:type="dxa" w:w="60"/>
+              <w:bottom w:type="dxa" w:w="80"/>
               <w:right w:type="dxa" w:w="120"/>
             </w:tcMar>
           </w:tcPr>
           <w:p>
-            <w:r>
-              <w:rPr>
-                <w:rFonts w:ascii="Arial" w:cs="Arial" w:eastAsia="Arial" w:hAnsi="Arial"/>
-                <w:sz w:val="20"/>
-                <w:szCs w:val="20"/>
+            <w:pPr>
+              <w:spacing w:after="80" w:before="80"/>
+            </w:pPr>
+            <w:r>
+              <w:rPr>
+                <w:rFonts w:ascii="Arial" w:cs="Arial" w:eastAsia="Arial" w:hAnsi="Arial"/>
+                <w:b/>
+                <w:bCs/>
+                <w:i w:val="false"/>
+                <w:iCs w:val="false"/>
+                <w:color w:val="000000"/>
+                <w:sz w:val="22"/>
+                <w:szCs w:val="22"/>
               </w:rPr>
               <w:t xml:space="preserve">Independent Practice / Code Along</w:t>
+            </w:r>
+            <w:r>
+              <w:rPr>
+                <w:rFonts w:ascii="Arial" w:cs="Arial" w:eastAsia="Arial" w:hAnsi="Arial"/>
+                <w:sz w:val="20"/>
+                <w:szCs w:val="20"/>
+              </w:rPr>
+              <w:br/>
+              <w:t xml:space="preserve"/>
+            </w:r>
+            <w:r>
+              <w:rPr>
+                <w:rFonts w:ascii="Arial" w:cs="Arial" w:eastAsia="Arial" w:hAnsi="Arial"/>
+                <w:b w:val="false"/>
+                <w:bCs w:val="false"/>
+                <w:i w:val="false"/>
+                <w:iCs w:val="false"/>
+                <w:color w:val="000000"/>
+                <w:sz w:val="20"/>
+                <w:szCs w:val="20"/>
+              </w:rPr>
+              <w:t xml:space="preserve">    Work through problems from the day's exercise set.</w:t>
+            </w:r>
+            <w:r>
+              <w:rPr>
+                <w:rFonts w:ascii="Arial" w:cs="Arial" w:eastAsia="Arial" w:hAnsi="Arial"/>
+                <w:sz w:val="20"/>
+                <w:szCs w:val="20"/>
+              </w:rPr>
+              <w:br/>
+              <w:t xml:space="preserve"/>
+            </w:r>
+            <w:r>
+              <w:rPr>
+                <w:rFonts w:ascii="Arial" w:cs="Arial" w:eastAsia="Arial" w:hAnsi="Arial"/>
+                <w:sz w:val="20"/>
+                <w:szCs w:val="20"/>
+              </w:rPr>
+              <w:br/>
+              <w:t xml:space="preserve"/>
+            </w:r>
+            <w:r>
+              <w:rPr>
+                <w:rFonts w:ascii="Arial" w:cs="Arial" w:eastAsia="Arial" w:hAnsi="Arial"/>
+                <w:b w:val="false"/>
+                <w:bCs w:val="false"/>
+                <w:i/>
+                <w:iCs/>
+                <w:color w:val="555555"/>
+                <w:sz w:val="20"/>
+                <w:szCs w:val="20"/>
+              </w:rPr>
+              <w:t xml:space="preserve">→ Teacher circulates — offer hints, check for understanding.</w:t>
             </w:r>
           </w:p>
         </w:tc>
@@ -435,9 +1140,9 @@
               <w:right w:val="single" w:color="CCCCCC" w:sz="1"/>
             </w:tcBorders>
             <w:tcMar>
-              <w:top w:type="dxa" w:w="60"/>
+              <w:top w:type="dxa" w:w="80"/>
               <w:left w:type="dxa" w:w="120"/>
-              <w:bottom w:type="dxa" w:w="60"/>
+              <w:bottom w:type="dxa" w:w="80"/>
               <w:right w:type="dxa" w:w="120"/>
             </w:tcMar>
           </w:tcPr>
@@ -464,20 +1169,90 @@
               <w:right w:val="single" w:color="CCCCCC" w:sz="1"/>
             </w:tcBorders>
             <w:tcMar>
-              <w:top w:type="dxa" w:w="60"/>
+              <w:top w:type="dxa" w:w="80"/>
               <w:left w:type="dxa" w:w="120"/>
-              <w:bottom w:type="dxa" w:w="60"/>
+              <w:bottom w:type="dxa" w:w="80"/>
               <w:right w:type="dxa" w:w="120"/>
             </w:tcMar>
           </w:tcPr>
           <w:p>
-            <w:r>
-              <w:rPr>
-                <w:rFonts w:ascii="Arial" w:cs="Arial" w:eastAsia="Arial" w:hAnsi="Arial"/>
-                <w:sz w:val="20"/>
-                <w:szCs w:val="20"/>
+            <w:pPr>
+              <w:spacing w:after="80" w:before="80"/>
+            </w:pPr>
+            <w:r>
+              <w:rPr>
+                <w:rFonts w:ascii="Arial" w:cs="Arial" w:eastAsia="Arial" w:hAnsi="Arial"/>
+                <w:b/>
+                <w:bCs/>
+                <w:i w:val="false"/>
+                <w:iCs w:val="false"/>
+                <w:color w:val="000000"/>
+                <w:sz w:val="22"/>
+                <w:szCs w:val="22"/>
               </w:rPr>
               <w:t xml:space="preserve">Exit Ticket / Wrap-Up</w:t>
+            </w:r>
+            <w:r>
+              <w:rPr>
+                <w:rFonts w:ascii="Arial" w:cs="Arial" w:eastAsia="Arial" w:hAnsi="Arial"/>
+                <w:sz w:val="20"/>
+                <w:szCs w:val="20"/>
+              </w:rPr>
+              <w:br/>
+              <w:t xml:space="preserve"/>
+            </w:r>
+            <w:r>
+              <w:rPr>
+                <w:rFonts w:ascii="Arial" w:cs="Arial" w:eastAsia="Arial" w:hAnsi="Arial"/>
+                <w:sz w:val="20"/>
+                <w:szCs w:val="20"/>
+              </w:rPr>
+              <w:br/>
+              <w:t xml:space="preserve"/>
+            </w:r>
+            <w:r>
+              <w:rPr>
+                <w:rFonts w:ascii="Arial" w:cs="Arial" w:eastAsia="Arial" w:hAnsi="Arial"/>
+                <w:b w:val="false"/>
+                <w:bCs w:val="false"/>
+                <w:i w:val="false"/>
+                <w:iCs w:val="false"/>
+                <w:color w:val="000000"/>
+                <w:sz w:val="20"/>
+                <w:szCs w:val="20"/>
+              </w:rPr>
+              <w:t xml:space="preserve">Quick Check: Complete, test, and refine my mini-project, and provide constructive feedback to peers?</w:t>
+            </w:r>
+            <w:r>
+              <w:rPr>
+                <w:rFonts w:ascii="Arial" w:cs="Arial" w:eastAsia="Arial" w:hAnsi="Arial"/>
+                <w:sz w:val="20"/>
+                <w:szCs w:val="20"/>
+              </w:rPr>
+              <w:br/>
+              <w:t xml:space="preserve"/>
+            </w:r>
+            <w:r>
+              <w:rPr>
+                <w:rFonts w:ascii="Arial" w:cs="Arial" w:eastAsia="Arial" w:hAnsi="Arial"/>
+                <w:sz w:val="20"/>
+                <w:szCs w:val="20"/>
+              </w:rPr>
+              <w:br/>
+              <w:t xml:space="preserve"/>
+            </w:r>
+            <w:r>
+              <w:rPr>
+                <w:rFonts w:ascii="Arial" w:cs="Arial" w:eastAsia="Arial" w:hAnsi="Arial"/>
+                <w:b w:val="false"/>
+                <w:bCs w:val="false"/>
+                <w:i/>
+                <w:iCs/>
+                <w:color w:val="555555"/>
+                <w:sz w:val="20"/>
+                <w:szCs w:val="20"/>
+              </w:rPr>
+              <w:t xml:space="preserve">→ 3–2–1: Name 3 things learned, 2 new vocab words, 1 question you still have.</w:t>
             </w:r>
           </w:p>
         </w:tc>
@@ -1758,19 +2533,6 @@
                 <w:sz w:val="18"/>
                 <w:szCs w:val="18"/>
               </w:rPr>
-              <w:t xml:space="preserve"># Number Analyzer</w:t>
-            </w:r>
-          </w:p>
-          <w:p>
-            <w:pPr>
-              <w:spacing w:after="20"/>
-            </w:pPr>
-            <w:r>
-              <w:rPr>
-                <w:rFonts w:ascii="Courier New" w:cs="Courier New" w:eastAsia="Courier New" w:hAnsi="Courier New"/>
-                <w:sz w:val="18"/>
-                <w:szCs w:val="18"/>
-              </w:rPr>
               <w:t xml:space="preserve">print("=== NUMBER ANALYZER ===\n")</w:t>
             </w:r>
           </w:p>
@@ -1797,7 +2559,7 @@
                 <w:sz w:val="18"/>
                 <w:szCs w:val="18"/>
               </w:rPr>
-              <w:t xml:space="preserve"># Collect numbers</w:t>
+              <w:t xml:space="preserve"> </w:t>
             </w:r>
           </w:p>
           <w:p>
@@ -1979,7 +2741,7 @@
                 <w:sz w:val="18"/>
                 <w:szCs w:val="18"/>
               </w:rPr>
-              <w:t xml:space="preserve"># Analysis</w:t>
+              <w:t xml:space="preserve"> </w:t>
             </w:r>
           </w:p>
           <w:p>
@@ -2179,19 +2941,6 @@
               <w:right w:type="dxa" w:w="160"/>
             </w:tcMar>
           </w:tcPr>
-          <w:p>
-            <w:pPr>
-              <w:spacing w:after="20"/>
-            </w:pPr>
-            <w:r>
-              <w:rPr>
-                <w:rFonts w:ascii="Courier New" w:cs="Courier New" w:eastAsia="Courier New" w:hAnsi="Courier New"/>
-                <w:sz w:val="18"/>
-                <w:szCs w:val="18"/>
-              </w:rPr>
-              <w:t xml:space="preserve"># Quiz Game</w:t>
-            </w:r>
-          </w:p>
           <w:p>
             <w:pPr>
               <w:spacing w:after="20"/>

--- a/Coding 1 - year/Unit 4 - Loops and Iteration/Daily Lesson Plans/Word/Day 90.docx
+++ b/Coding 1 - year/Unit 4 - Loops and Iteration/Daily Lesson Plans/Word/Day 90.docx
@@ -380,7 +380,7 @@
                 <w:sz w:val="20"/>
                 <w:szCs w:val="20"/>
               </w:rPr>
-              <w:t xml:space="preserve">    In your own words: Complete, test, and refine my mini-project, and provide constructive feedback to peers?</w:t>
+              <w:t xml:space="preserve">    Think about Mini-Project Completion, Testing, and Peer Review. Where might you use this in a real project, and why would it matter?</w:t>
             </w:r>
             <w:r>
               <w:rPr>
@@ -477,7 +477,7 @@
                 <w:sz w:val="20"/>
                 <w:szCs w:val="20"/>
               </w:rPr>
-              <w:t xml:space="preserve">Today's Goal: By the end of class you will be able to complete, test, and refine my mini-project, and provide constructive feedback to peers.</w:t>
+              <w:t xml:space="preserve">Today’s Goal: By the end of class you will be able to complete, test, and refine my mini-project, and provide constructive feedback to peers.</w:t>
             </w:r>
             <w:r>
               <w:rPr>
@@ -1221,7 +1221,7 @@
                 <w:sz w:val="20"/>
                 <w:szCs w:val="20"/>
               </w:rPr>
-              <w:t xml:space="preserve">Quick Check: Complete, test, and refine my mini-project, and provide constructive feedback to peers?</w:t>
+              <w:t xml:space="preserve">What is one important thing you learned about Mini-Project Completion, Testing, and Peer Review today? How would you explain it to someone?</w:t>
             </w:r>
             <w:r>
               <w:rPr>

--- a/Coding 1 - year/Unit 4 - Loops and Iteration/Daily Lesson Plans/Word/Day 90.docx
+++ b/Coding 1 - year/Unit 4 - Loops and Iteration/Daily Lesson Plans/Word/Day 90.docx
@@ -1093,7 +1093,29 @@
                 <w:sz w:val="20"/>
                 <w:szCs w:val="20"/>
               </w:rPr>
-              <w:t xml:space="preserve">    Work through problems from the day's exercise set.</w:t>
+              <w:t xml:space="preserve">    Students complete the assessment independently.</w:t>
+            </w:r>
+            <w:r>
+              <w:rPr>
+                <w:rFonts w:ascii="Arial" w:cs="Arial" w:eastAsia="Arial" w:hAnsi="Arial"/>
+                <w:sz w:val="20"/>
+                <w:szCs w:val="20"/>
+              </w:rPr>
+              <w:br/>
+              <w:t xml:space="preserve"/>
+            </w:r>
+            <w:r>
+              <w:rPr>
+                <w:rFonts w:ascii="Arial" w:cs="Arial" w:eastAsia="Arial" w:hAnsi="Arial"/>
+                <w:b w:val="false"/>
+                <w:bCs w:val="false"/>
+                <w:i w:val="false"/>
+                <w:iCs w:val="false"/>
+                <w:color w:val="000000"/>
+                <w:sz w:val="20"/>
+                <w:szCs w:val="20"/>
+              </w:rPr>
+              <w:t xml:space="preserve">    Remind students to check their work before submitting.</w:t>
             </w:r>
             <w:r>
               <w:rPr>
@@ -2087,383 +2109,6 @@
           <w:szCs w:val="20"/>
         </w:rPr>
         <w:t xml:space="preserve">Quiz Game (Complete Example):</w:t>
-      </w:r>
-    </w:p>
-    <w:p>
-      <w:pPr>
-        <w:spacing w:after="60"/>
-      </w:pPr>
-      <w:r>
-        <w:rPr>
-          <w:rFonts w:ascii="Arial" w:cs="Arial" w:eastAsia="Arial" w:hAnsi="Arial"/>
-          <w:sz w:val="20"/>
-          <w:szCs w:val="20"/>
-        </w:rPr>
-        <w:t xml:space="preserve">1. What was the most challenging part of this project?</w:t>
-      </w:r>
-    </w:p>
-    <w:p>
-      <w:pPr>
-        <w:spacing w:after="60"/>
-      </w:pPr>
-      <w:r>
-        <w:rPr>
-          <w:rFonts w:ascii="Arial" w:cs="Arial" w:eastAsia="Arial" w:hAnsi="Arial"/>
-          <w:sz w:val="20"/>
-          <w:szCs w:val="20"/>
-        </w:rPr>
-        <w:t xml:space="preserve">2. Which loop concept did you use the most?</w:t>
-      </w:r>
-    </w:p>
-    <w:p>
-      <w:pPr>
-        <w:spacing w:after="60"/>
-      </w:pPr>
-      <w:r>
-        <w:rPr>
-          <w:rFonts w:ascii="Arial" w:cs="Arial" w:eastAsia="Arial" w:hAnsi="Arial"/>
-          <w:sz w:val="20"/>
-          <w:szCs w:val="20"/>
-        </w:rPr>
-        <w:t xml:space="preserve">3. How did you test your program?</w:t>
-      </w:r>
-    </w:p>
-    <w:p>
-      <w:pPr>
-        <w:spacing w:after="60"/>
-      </w:pPr>
-      <w:r>
-        <w:rPr>
-          <w:rFonts w:ascii="Arial" w:cs="Arial" w:eastAsia="Arial" w:hAnsi="Arial"/>
-          <w:sz w:val="20"/>
-          <w:szCs w:val="20"/>
-        </w:rPr>
-        <w:t xml:space="preserve">4. What would you do differently next time?</w:t>
-      </w:r>
-    </w:p>
-    <w:p>
-      <w:pPr>
-        <w:spacing w:after="60"/>
-      </w:pPr>
-      <w:r>
-        <w:rPr>
-          <w:rFonts w:ascii="Arial" w:cs="Arial" w:eastAsia="Arial" w:hAnsi="Arial"/>
-          <w:sz w:val="20"/>
-          <w:szCs w:val="20"/>
-        </w:rPr>
-        <w:t xml:space="preserve">5. What new feature would you add if you had more time?</w:t>
-      </w:r>
-    </w:p>
-    <w:p>
-      <w:pPr>
-        <w:spacing w:after="60"/>
-        <w:ind w:left="360"/>
-      </w:pPr>
-      <w:r>
-        <w:rPr>
-          <w:rFonts w:ascii="Arial" w:cs="Arial" w:eastAsia="Arial" w:hAnsi="Arial"/>
-          <w:sz w:val="20"/>
-          <w:szCs w:val="20"/>
-        </w:rPr>
-        <w:t xml:space="preserve">• </w:t>
-      </w:r>
-      <w:r>
-        <w:rPr>
-          <w:rFonts w:ascii="Arial" w:cs="Arial" w:eastAsia="Arial" w:hAnsi="Arial"/>
-          <w:sz w:val="20"/>
-          <w:szCs w:val="20"/>
-        </w:rPr>
-        <w:t xml:space="preserve">[ ] Code runs without errors</w:t>
-      </w:r>
-    </w:p>
-    <w:p>
-      <w:pPr>
-        <w:spacing w:after="60"/>
-        <w:ind w:left="360"/>
-      </w:pPr>
-      <w:r>
-        <w:rPr>
-          <w:rFonts w:ascii="Arial" w:cs="Arial" w:eastAsia="Arial" w:hAnsi="Arial"/>
-          <w:sz w:val="20"/>
-          <w:szCs w:val="20"/>
-        </w:rPr>
-        <w:t xml:space="preserve">• </w:t>
-      </w:r>
-      <w:r>
-        <w:rPr>
-          <w:rFonts w:ascii="Arial" w:cs="Arial" w:eastAsia="Arial" w:hAnsi="Arial"/>
-          <w:sz w:val="20"/>
-          <w:szCs w:val="20"/>
-        </w:rPr>
-        <w:t xml:space="preserve">[ ] All features work as intended</w:t>
-      </w:r>
-    </w:p>
-    <w:p>
-      <w:pPr>
-        <w:spacing w:after="60"/>
-        <w:ind w:left="360"/>
-      </w:pPr>
-      <w:r>
-        <w:rPr>
-          <w:rFonts w:ascii="Arial" w:cs="Arial" w:eastAsia="Arial" w:hAnsi="Arial"/>
-          <w:sz w:val="20"/>
-          <w:szCs w:val="20"/>
-        </w:rPr>
-        <w:t xml:space="preserve">• </w:t>
-      </w:r>
-      <w:r>
-        <w:rPr>
-          <w:rFonts w:ascii="Arial" w:cs="Arial" w:eastAsia="Arial" w:hAnsi="Arial"/>
-          <w:sz w:val="20"/>
-          <w:szCs w:val="20"/>
-        </w:rPr>
-        <w:t xml:space="preserve">[ ] Code is clean and well-commented</w:t>
-      </w:r>
-    </w:p>
-    <w:p>
-      <w:pPr>
-        <w:spacing w:after="60"/>
-        <w:ind w:left="360"/>
-      </w:pPr>
-      <w:r>
-        <w:rPr>
-          <w:rFonts w:ascii="Arial" w:cs="Arial" w:eastAsia="Arial" w:hAnsi="Arial"/>
-          <w:sz w:val="20"/>
-          <w:szCs w:val="20"/>
-        </w:rPr>
-        <w:t xml:space="preserve">• </w:t>
-      </w:r>
-      <w:r>
-        <w:rPr>
-          <w:rFonts w:ascii="Arial" w:cs="Arial" w:eastAsia="Arial" w:hAnsi="Arial"/>
-          <w:sz w:val="20"/>
-          <w:szCs w:val="20"/>
-        </w:rPr>
-        <w:t xml:space="preserve">[ ] Output is formatted nicely</w:t>
-      </w:r>
-    </w:p>
-    <w:p>
-      <w:pPr>
-        <w:spacing w:after="60"/>
-        <w:ind w:left="360"/>
-      </w:pPr>
-      <w:r>
-        <w:rPr>
-          <w:rFonts w:ascii="Arial" w:cs="Arial" w:eastAsia="Arial" w:hAnsi="Arial"/>
-          <w:sz w:val="20"/>
-          <w:szCs w:val="20"/>
-        </w:rPr>
-        <w:t xml:space="preserve">• </w:t>
-      </w:r>
-      <w:r>
-        <w:rPr>
-          <w:rFonts w:ascii="Arial" w:cs="Arial" w:eastAsia="Arial" w:hAnsi="Arial"/>
-          <w:sz w:val="20"/>
-          <w:szCs w:val="20"/>
-        </w:rPr>
-        <w:t xml:space="preserve">[ ] Tested with multiple inputs</w:t>
-      </w:r>
-    </w:p>
-    <w:p>
-      <w:pPr>
-        <w:spacing w:after="60"/>
-        <w:ind w:left="360"/>
-      </w:pPr>
-      <w:r>
-        <w:rPr>
-          <w:rFonts w:ascii="Arial" w:cs="Arial" w:eastAsia="Arial" w:hAnsi="Arial"/>
-          <w:sz w:val="20"/>
-          <w:szCs w:val="20"/>
-        </w:rPr>
-        <w:t xml:space="preserve">• </w:t>
-      </w:r>
-      <w:r>
-        <w:rPr>
-          <w:rFonts w:ascii="Arial" w:cs="Arial" w:eastAsia="Arial" w:hAnsi="Arial"/>
-          <w:sz w:val="20"/>
-          <w:szCs w:val="20"/>
-        </w:rPr>
-        <w:t xml:space="preserve">[ ] Ready to share (code and sample output)</w:t>
-      </w:r>
-    </w:p>
-    <w:p>
-      <w:pPr>
-        <w:spacing w:after="60"/>
-        <w:ind w:left="360"/>
-      </w:pPr>
-      <w:r>
-        <w:rPr>
-          <w:rFonts w:ascii="Arial" w:cs="Arial" w:eastAsia="Arial" w:hAnsi="Arial"/>
-          <w:sz w:val="20"/>
-          <w:szCs w:val="20"/>
-        </w:rPr>
-        <w:t xml:space="preserve">• </w:t>
-      </w:r>
-      <w:r>
-        <w:rPr>
-          <w:rFonts w:ascii="Arial" w:cs="Arial" w:eastAsia="Arial" w:hAnsi="Arial"/>
-          <w:sz w:val="20"/>
-          <w:szCs w:val="20"/>
-        </w:rPr>
-        <w:t xml:space="preserve">[ ] Peer review completed</w:t>
-      </w:r>
-    </w:p>
-    <w:p>
-      <w:pPr>
-        <w:spacing w:after="60"/>
-        <w:ind w:left="360"/>
-      </w:pPr>
-      <w:r>
-        <w:rPr>
-          <w:rFonts w:ascii="Arial" w:cs="Arial" w:eastAsia="Arial" w:hAnsi="Arial"/>
-          <w:sz w:val="20"/>
-          <w:szCs w:val="20"/>
-        </w:rPr>
-        <w:t xml:space="preserve">• </w:t>
-      </w:r>
-      <w:r>
-        <w:rPr>
-          <w:rFonts w:ascii="Arial" w:cs="Arial" w:eastAsia="Arial" w:hAnsi="Arial"/>
-          <w:sz w:val="20"/>
-          <w:szCs w:val="20"/>
-        </w:rPr>
-        <w:t xml:space="preserve">[ ] Feedback incorporated (if any)</w:t>
-      </w:r>
-    </w:p>
-    <w:p>
-      <w:pPr>
-        <w:spacing w:after="60"/>
-      </w:pPr>
-      <w:r>
-        <w:rPr>
-          <w:rFonts w:ascii="Arial" w:cs="Arial" w:eastAsia="Arial" w:hAnsi="Arial"/>
-          <w:sz w:val="20"/>
-          <w:szCs w:val="20"/>
-        </w:rPr>
-        <w:t xml:space="preserve">What you've learned:</w:t>
-      </w:r>
-    </w:p>
-    <w:p>
-      <w:pPr>
-        <w:spacing w:after="60"/>
-        <w:ind w:left="360"/>
-      </w:pPr>
-      <w:r>
-        <w:rPr>
-          <w:rFonts w:ascii="Arial" w:cs="Arial" w:eastAsia="Arial" w:hAnsi="Arial"/>
-          <w:sz w:val="20"/>
-          <w:szCs w:val="20"/>
-        </w:rPr>
-        <w:t xml:space="preserve">• </w:t>
-      </w:r>
-      <w:r>
-        <w:rPr>
-          <w:rFonts w:ascii="Arial" w:cs="Arial" w:eastAsia="Arial" w:hAnsi="Arial"/>
-          <w:sz w:val="20"/>
-          <w:szCs w:val="20"/>
-        </w:rPr>
-        <w:t xml:space="preserve">Lists and their methods (append, remove, sort, reverse)</w:t>
-      </w:r>
-    </w:p>
-    <w:p>
-      <w:pPr>
-        <w:spacing w:after="60"/>
-        <w:ind w:left="360"/>
-      </w:pPr>
-      <w:r>
-        <w:rPr>
-          <w:rFonts w:ascii="Arial" w:cs="Arial" w:eastAsia="Arial" w:hAnsi="Arial"/>
-          <w:sz w:val="20"/>
-          <w:szCs w:val="20"/>
-        </w:rPr>
-        <w:t xml:space="preserve">• </w:t>
-      </w:r>
-      <w:r>
-        <w:rPr>
-          <w:rFonts w:ascii="Arial" w:cs="Arial" w:eastAsia="Arial" w:hAnsi="Arial"/>
-          <w:sz w:val="20"/>
-          <w:szCs w:val="20"/>
-        </w:rPr>
-        <w:t xml:space="preserve">For-each loops over lists</w:t>
-      </w:r>
-    </w:p>
-    <w:p>
-      <w:pPr>
-        <w:spacing w:after="60"/>
-        <w:ind w:left="360"/>
-      </w:pPr>
-      <w:r>
-        <w:rPr>
-          <w:rFonts w:ascii="Arial" w:cs="Arial" w:eastAsia="Arial" w:hAnsi="Arial"/>
-          <w:sz w:val="20"/>
-          <w:szCs w:val="20"/>
-        </w:rPr>
-        <w:t xml:space="preserve">• </w:t>
-      </w:r>
-      <w:r>
-        <w:rPr>
-          <w:rFonts w:ascii="Arial" w:cs="Arial" w:eastAsia="Arial" w:hAnsi="Arial"/>
-          <w:sz w:val="20"/>
-          <w:szCs w:val="20"/>
-        </w:rPr>
-        <w:t xml:space="preserve">Building complete programs with user input, data processing, and output</w:t>
-      </w:r>
-    </w:p>
-    <w:p>
-      <w:pPr>
-        <w:spacing w:after="60"/>
-        <w:ind w:left="360"/>
-      </w:pPr>
-      <w:r>
-        <w:rPr>
-          <w:rFonts w:ascii="Arial" w:cs="Arial" w:eastAsia="Arial" w:hAnsi="Arial"/>
-          <w:sz w:val="20"/>
-          <w:szCs w:val="20"/>
-        </w:rPr>
-        <w:t xml:space="preserve">• </w:t>
-      </w:r>
-      <w:r>
-        <w:rPr>
-          <w:rFonts w:ascii="Arial" w:cs="Arial" w:eastAsia="Arial" w:hAnsi="Arial"/>
-          <w:sz w:val="20"/>
-          <w:szCs w:val="20"/>
-        </w:rPr>
-        <w:t xml:space="preserve">Testing and debugging</w:t>
-      </w:r>
-    </w:p>
-    <w:p>
-      <w:pPr>
-        <w:spacing w:after="60"/>
-        <w:ind w:left="360"/>
-      </w:pPr>
-      <w:r>
-        <w:rPr>
-          <w:rFonts w:ascii="Arial" w:cs="Arial" w:eastAsia="Arial" w:hAnsi="Arial"/>
-          <w:sz w:val="20"/>
-          <w:szCs w:val="20"/>
-        </w:rPr>
-        <w:t xml:space="preserve">• </w:t>
-      </w:r>
-      <w:r>
-        <w:rPr>
-          <w:rFonts w:ascii="Arial" w:cs="Arial" w:eastAsia="Arial" w:hAnsi="Arial"/>
-          <w:sz w:val="20"/>
-          <w:szCs w:val="20"/>
-        </w:rPr>
-        <w:t xml:space="preserve">Peer review and feedback</w:t>
-      </w:r>
-    </w:p>
-    <w:p>
-      <w:pPr>
-        <w:spacing w:after="60"/>
-      </w:pPr>
-      <w:r>
-        <w:rPr>
-          <w:rFonts w:ascii="Arial" w:cs="Arial" w:eastAsia="Arial" w:hAnsi="Arial"/>
-          <w:sz w:val="20"/>
-          <w:szCs w:val="20"/>
-        </w:rPr>
-        <w:t xml:space="preserve">Key takeaway: Lists are game-changing. Combined with loops, they let you build real programs that collect, process, and analyze data. Your mini-project shows you can apply all Unit 4 concepts to solve real problems.</w:t>
       </w:r>
     </w:p>
     <w:p>
